--- a/docs/manuscript.docx
+++ b/docs/manuscript.docx
@@ -92,7 +92,7 @@
           <w:i w:val="0"/>
           <w:sz w:val="21"/>
         </w:rPr>
-        <w:t>Turning the mobility of legged robots into reliable, long-horizon autonomy requires jointly deciding where to go, when to recharge, and how to move—which gait, speed, and body posture to adopt on each stretch of a route—under a finite energy budget, dynamic human crowds, and heterogeneous terrain. In hot climates a further coupling arises: the energy a robot spends on active thermal management grows as the environment gets hotter, and harder gaits generate more waste heat precisely when cooling is least efficient. Existing planners decouple these concerns, optimizing routes over static cost maps with a fixed gait, and are misled when the environment is dynamic. We propose EARP-Gait, an anticipatory, energy-aware whole-body locomotion planner that generalizes the data-driven, traffic-aware ant colony optimization paradigm—recently demonstrated for electric-vehicle charge-route planning—to embodied robotics. EARP-Gait runs a receding-horizon loop in which a learned, gait-conditioned spatio-temporal surrogate predicts the distribution of traversal time, energy (including a climate-driven thermal term), stability risk, and human density for each candidate segment and locomotion mode; a min-max ant-colony search engine then co-optimizes route, per-segment locomotion mode, and recharge schedule using two experience-learning operators—one that learns from stability, clearance, and thermal-derating violations, and one that intensifies search around high-quality joint plans. We instantiate and evaluate the method entirely in simulation, grounded in real Omani climate profiles, across 5 environments and 24 missions per condition with Wilcoxon significance testing. In a hot, dense stress condition EARP-Gait attains 100% mission success with 0% thermal-derating failures, versus 82.5% success and 100% thermal failure for a naive transplant of the electric-vehicle method (p &lt; 0. A thermally reactive planner that throttles gait only after detecting overheating also avoids failures but uses substantially more energy, showing the gain is specifically from anticipation.001); across an ambient-temperature sweep it progressively abandons fast gaits as heat rises, preserving success where a thermally-naive planner fails on every mission at 42 °C. We further validate on environments built directly from real OpenStreetMap geometry for crowded districts in Muscat and Salalah, Oman, where the same effect holds. We release the planner, a reproducible benchmark, and the generated dataset as an open platform.</w:t>
+        <w:t>Turning the mobility of legged robots into reliable, long-horizon autonomy requires jointly deciding where to go, when to recharge, and how to move—which gait, speed, and body posture to adopt on each stretch of a route—under a finite energy budget, dynamic human crowds, and heterogeneous terrain. In hot climates a further coupling arises: the energy a robot spends on active thermal management grows as the environment gets hotter, and harder gaits generate more waste heat precisely when cooling is least efficient. Existing planners decouple these concerns, optimizing routes over static cost maps with a fixed gait, and are misled when the environment is dynamic. We propose EARP-Gait, an anticipatory, energy-aware whole-body locomotion planner that generalizes the data-driven, traffic-aware ant colony optimization paradigm—recently demonstrated for electric-vehicle charge-route planning—to embodied robotics. EARP-Gait runs a receding-horizon loop in which a learned, gait-conditioned spatio-temporal surrogate predicts the distribution of traversal time, energy (including a climate-driven thermal term), stability risk, and human density for each candidate segment and locomotion mode; a min-max ant-colony search engine then co-optimizes route, per-segment locomotion mode, and recharge schedule using two experience-learning operators—one that learns from stability, clearance, and thermal-derating violations, and one that intensifies search around high-quality joint plans. We instantiate and evaluate the method entirely in simulation, grounded in real Omani climate profiles, across 5 environments and 24 missions per condition with Wilcoxon significance testing. In a hot, dense stress condition EARP-Gait attains 100% mission success with 0% thermal-derating failures, versus 82.5% success and 100% thermal failure for a naive transplant of the electric-vehicle method (p &lt; 0.001). A thermally reactive planner that throttles gait only after detecting overheating also avoids failures but uses substantially more energy, showing the gain is specifically from anticipation. The thermal advantage persists when crowds are generated by a social-force pedestrian simulation rather than a synthetic density field.001); across an ambient-temperature sweep it progressively abandons fast gaits as heat rises, preserving success where a thermally-naive planner fails on every mission at 42 °C. We further validate on environments built directly from real OpenStreetMap geometry for crowded districts in Muscat and Salalah, Oman, where the same effect holds. We release the planner, a reproducible benchmark, and the generated dataset as an open platform.</w:t>
       </w:r>
     </w:p>
     <w:p>
@@ -1045,7 +1045,7 @@
           <w:i w:val="0"/>
           <w:sz w:val="22"/>
         </w:rPr>
-        <w:t>Human-aware navigation plans paths that respect the motion of surrounding people. Foundational crowd models—flocking [14], the social-force model [15], and reciprocal collision avoidance [16]—and datasets such as the ETH/UCY pedestrian recordings [17] support evaluation, and recent surveys map the field's open challenges [18]. This literature handles crowd dynamics but rarely under an energy budget or with gait choice, and it does not model the thermal cost of operating in hot environments.</w:t>
+        <w:t>Human-aware navigation plans paths that respect the motion of surrounding people. Foundational crowd models—flocking [14], the social-force model [15], and reciprocal collision avoidance [16]—simulate pedestrian motion at the level of individual agents, and pedestrian-trajectory datasets such as the ETH/UCY recordings [17] are the standard basis for evaluating such models; recent surveys map the field's open challenges [18]. Our platform simulates individual pedestrians with a social-force model [15] and aggregates their positions into a crowd-density field that raises a clearance penalty on busy edges; we do not, however, fit these datasets to Omani pedestrian trajectories, which do not exist publicly (Section on the simulation platform). This literature handles crowd dynamics but rarely under an energy budget or with gait choice, and it does not model the thermal cost of operating in hot environments.</w:t>
       </w:r>
     </w:p>
     <w:p>
@@ -1525,7 +1525,7 @@
           <w:i w:val="0"/>
           <w:sz w:val="22"/>
         </w:rPr>
-        <w:t>We deliver EARP-Gait as an open, reproducible platform. The environment is a bilayer graph over a 100 × 100 m site with terrain attributes, docking stations, and a time-varying human-density field (Fig. 2). Mechanical energy is computed from cost of transport with published legged-robot parameters [8,10,11]; pedestrian density modulates traversal time and human clearance through a synthetic, hand-authored time-varying field (a hash-seeded diurnal oscillation with hotspots), whose design is informed by—but not fitted to—standard crowd models [14,15,16]. A released dataset of logged episodes—robot state, terrain, crowd, energy, time, and stability outcomes—trains the surrogate and lets others reproduce our results.</w:t>
+        <w:t>We deliver EARP-Gait as an open, reproducible platform. The environment is a bilayer graph over a 100 × 100 m site with terrain attributes, docking stations, and a time-varying human-density field (Fig. 2). Mechanical energy is computed from cost of transport with published legged-robot parameters [8,10,11]; pedestrian density modulates traversal time and human clearance. The platform supports two interchangeable sources for this density field. The first is a lightweight synthetic field (a hash-seeded diurnal oscillation with hotspots at points of interest), used for the large parameter sweeps. The second is a Helbing social-force pedestrian simulation [15]: point agents are spawned at crowded points of interest and driven toward goals under goal-attraction and pairwise exponential repulsion forces, and the per-edge density is aggregated from actual agent counts near each edge; the reciprocal collision-avoiding motion this produces at the density level is of the same family as velocity-obstacle methods [16]. The two fields agree in structure—both concentrate density at hotspots—while the social-force field is more realistically spiky, with genuine congestion peaks and empty peripheral edges. A released dataset of logged episodes—robot state, terrain, crowd, energy, time, and stability outcomes—trains the surrogate and lets others reproduce our results.</w:t>
       </w:r>
     </w:p>
     <w:p>
@@ -6829,6 +6829,669 @@
     <w:p>
       <w:pPr>
         <w:pStyle w:val="Paragraph"/>
+      </w:pPr>
+      <w:r>
+        <w:rPr>
+          <w:rFonts w:ascii="Times New Roman" w:hAnsi="Times New Roman"/>
+          <w:b/>
+          <w:i/>
+          <w:sz w:val="22"/>
+        </w:rPr>
+        <w:t>Robustness to simulated dynamic crowds</w:t>
+      </w:r>
+    </w:p>
+    <w:p>
+      <w:pPr>
+        <w:pStyle w:val="Paragraph"/>
+        <w:jc w:val="both"/>
+      </w:pPr>
+      <w:r>
+        <w:rPr>
+          <w:rFonts w:ascii="Times New Roman" w:hAnsi="Times New Roman"/>
+          <w:sz w:val="22"/>
+        </w:rPr>
+        <w:t>The main experiments drive crowd density from a synthetic field. To test whether the thermal advantage depends on that choice, we re-run the stress-condition main comparison (44 °C, dense; n = 120) with the per-edge density instead generated by a Helbing social-force pedestrian simulation [15] (140 agents per site spawned at points of interest; density aggregated from live agent counts). The thermal model and planner are unchanged; only the crowd source differs. The two density fields agree in structure but the social-force field is more realistically concentrated—congestion peaks at hotspots and empty peripheral edges (Fig. 11a). Under this more realistic and dynamic crowd, the result is unchanged (Fig. 11b, Table 6): EARP-Gait keeps 100% success with 0% thermal-derating failures and the best objective (1.09), the naive transplant still overheats on 100% of missions (objective 5.32), and EARP-Gait remains significantly better than the thermally reactive baseline (objective 1.09 vs 1.41; p &lt; 0.001), confirming the advantage is a property of anticipatory thermal-aware planning, not of the crowd model.</w:t>
+      </w:r>
+    </w:p>
+    <w:p>
+      <w:pPr>
+        <w:jc w:val="center"/>
+      </w:pPr>
+      <w:r>
+        <w:drawing>
+          <wp:inline xmlns:a="http://schemas.openxmlformats.org/drawingml/2006/main" xmlns:pic="http://schemas.openxmlformats.org/drawingml/2006/picture">
+            <wp:extent cx="5760720" cy="2345882"/>
+            <wp:docPr id="11" name="Picture 11"/>
+            <wp:cNvGraphicFramePr>
+              <a:graphicFrameLocks noChangeAspect="1"/>
+            </wp:cNvGraphicFramePr>
+            <a:graphic>
+              <a:graphicData uri="http://schemas.openxmlformats.org/drawingml/2006/picture">
+                <pic:pic>
+                  <pic:nvPicPr>
+                    <pic:cNvPr id="0" name="vbae4975e_fig11_social_force.png"/>
+                    <pic:cNvPicPr/>
+                  </pic:nvPicPr>
+                  <pic:blipFill>
+                    <a:blip r:embed="rId19"/>
+                    <a:stretch>
+                      <a:fillRect/>
+                    </a:stretch>
+                  </pic:blipFill>
+                  <pic:spPr>
+                    <a:xfrm>
+                      <a:off x="0" y="0"/>
+                      <a:ext cx="5760720" cy="2345882"/>
+                    </a:xfrm>
+                    <a:prstGeom prst="rect"/>
+                  </pic:spPr>
+                </pic:pic>
+              </a:graphicData>
+            </a:graphic>
+          </wp:inline>
+        </w:drawing>
+      </w:r>
+    </w:p>
+    <w:p>
+      <w:r>
+        <w:rPr>
+          <w:rFonts w:ascii="Times New Roman" w:hAnsi="Times New Roman"/>
+          <w:sz w:val="18"/>
+        </w:rPr>
+        <w:t>Fig. 11. Robustness to a social-force pedestrian simulation [15]. (a) Distribution of per-edge crowd density: the social-force field (blue) is more spatially concentrated than the hand-authored field (grey), with real congestion peaks and empty edges. (b) Main comparison under simulated dynamic crowds at the 44 °C stress condition (n = 120); EARP-Gait retains zero thermal-derating failures and the best objective. Thermal-fail rate annotated on bars where non-zero.</w:t>
+      </w:r>
+    </w:p>
+    <w:p>
+      <w:r>
+        <w:rPr>
+          <w:rFonts w:ascii="Times New Roman" w:hAnsi="Times New Roman"/>
+          <w:sz w:val="18"/>
+        </w:rPr>
+        <w:t>Table 6. Main comparison under a social-force crowd simulation (44 °C, dense; n = 120). Significance is Wilcoxon rank-sum on the objective versus EARP-Gait.</w:t>
+      </w:r>
+    </w:p>
+    <w:tbl>
+      <w:tblPr>
+        <w:tblStyle w:val="TableGrid"/>
+        <w:tblW w:type="auto" w:w="0"/>
+        <w:tblLook w:firstColumn="1" w:firstRow="1" w:lastColumn="0" w:lastRow="0" w:noHBand="0" w:noVBand="1" w:val="04A0"/>
+      </w:tblPr>
+      <w:tblGrid>
+        <w:gridCol w:w="1574"/>
+        <w:gridCol w:w="1574"/>
+        <w:gridCol w:w="1574"/>
+        <w:gridCol w:w="1574"/>
+        <w:gridCol w:w="1574"/>
+        <w:gridCol w:w="1574"/>
+      </w:tblGrid>
+      <w:tr>
+        <w:tc>
+          <w:tcPr>
+            <w:tcW w:type="dxa" w:w="1574"/>
+          </w:tcPr>
+          <w:p>
+            <w:r/>
+            <w:r>
+              <w:rPr>
+                <w:rFonts w:ascii="Times New Roman" w:hAnsi="Times New Roman"/>
+                <w:b/>
+                <w:sz w:val="17"/>
+              </w:rPr>
+              <w:t>Method</w:t>
+            </w:r>
+          </w:p>
+        </w:tc>
+        <w:tc>
+          <w:tcPr>
+            <w:tcW w:type="dxa" w:w="1574"/>
+          </w:tcPr>
+          <w:p>
+            <w:r/>
+            <w:r>
+              <w:rPr>
+                <w:rFonts w:ascii="Times New Roman" w:hAnsi="Times New Roman"/>
+                <w:b/>
+                <w:sz w:val="17"/>
+              </w:rPr>
+              <w:t>Succ (%)</w:t>
+            </w:r>
+          </w:p>
+        </w:tc>
+        <w:tc>
+          <w:tcPr>
+            <w:tcW w:type="dxa" w:w="1574"/>
+          </w:tcPr>
+          <w:p>
+            <w:r/>
+            <w:r>
+              <w:rPr>
+                <w:rFonts w:ascii="Times New Roman" w:hAnsi="Times New Roman"/>
+                <w:b/>
+                <w:sz w:val="17"/>
+              </w:rPr>
+              <w:t>Energy (Wh)</w:t>
+            </w:r>
+          </w:p>
+        </w:tc>
+        <w:tc>
+          <w:tcPr>
+            <w:tcW w:type="dxa" w:w="1574"/>
+          </w:tcPr>
+          <w:p>
+            <w:r/>
+            <w:r>
+              <w:rPr>
+                <w:rFonts w:ascii="Times New Roman" w:hAnsi="Times New Roman"/>
+                <w:b/>
+                <w:sz w:val="17"/>
+              </w:rPr>
+              <w:t>Objective</w:t>
+            </w:r>
+          </w:p>
+        </w:tc>
+        <w:tc>
+          <w:tcPr>
+            <w:tcW w:type="dxa" w:w="1574"/>
+          </w:tcPr>
+          <w:p>
+            <w:r/>
+            <w:r>
+              <w:rPr>
+                <w:rFonts w:ascii="Times New Roman" w:hAnsi="Times New Roman"/>
+                <w:b/>
+                <w:sz w:val="17"/>
+              </w:rPr>
+              <w:t>Therm. fail (%)</w:t>
+            </w:r>
+          </w:p>
+        </w:tc>
+        <w:tc>
+          <w:tcPr>
+            <w:tcW w:type="dxa" w:w="1574"/>
+          </w:tcPr>
+          <w:p>
+            <w:r/>
+            <w:r>
+              <w:rPr>
+                <w:rFonts w:ascii="Times New Roman" w:hAnsi="Times New Roman"/>
+                <w:b/>
+                <w:sz w:val="17"/>
+              </w:rPr>
+              <w:t>Sig.</w:t>
+            </w:r>
+          </w:p>
+        </w:tc>
+      </w:tr>
+      <w:tr>
+        <w:tc>
+          <w:tcPr>
+            <w:tcW w:type="dxa" w:w="1574"/>
+          </w:tcPr>
+          <w:p>
+            <w:r/>
+            <w:r>
+              <w:rPr>
+                <w:rFonts w:ascii="Times New Roman" w:hAnsi="Times New Roman"/>
+                <w:b/>
+                <w:sz w:val="17"/>
+              </w:rPr>
+              <w:t>EARP-Gait</w:t>
+            </w:r>
+          </w:p>
+        </w:tc>
+        <w:tc>
+          <w:tcPr>
+            <w:tcW w:type="dxa" w:w="1574"/>
+          </w:tcPr>
+          <w:p>
+            <w:r/>
+            <w:r>
+              <w:rPr>
+                <w:rFonts w:ascii="Times New Roman" w:hAnsi="Times New Roman"/>
+                <w:b/>
+                <w:sz w:val="17"/>
+              </w:rPr>
+              <w:t>100.0</w:t>
+            </w:r>
+          </w:p>
+        </w:tc>
+        <w:tc>
+          <w:tcPr>
+            <w:tcW w:type="dxa" w:w="1574"/>
+          </w:tcPr>
+          <w:p>
+            <w:r/>
+            <w:r>
+              <w:rPr>
+                <w:rFonts w:ascii="Times New Roman" w:hAnsi="Times New Roman"/>
+                <w:b/>
+                <w:sz w:val="17"/>
+              </w:rPr>
+              <w:t>4.19 ± 1.03</w:t>
+            </w:r>
+          </w:p>
+        </w:tc>
+        <w:tc>
+          <w:tcPr>
+            <w:tcW w:type="dxa" w:w="1574"/>
+          </w:tcPr>
+          <w:p>
+            <w:r/>
+            <w:r>
+              <w:rPr>
+                <w:rFonts w:ascii="Times New Roman" w:hAnsi="Times New Roman"/>
+                <w:b/>
+                <w:sz w:val="17"/>
+              </w:rPr>
+              <w:t>1.09</w:t>
+            </w:r>
+          </w:p>
+        </w:tc>
+        <w:tc>
+          <w:tcPr>
+            <w:tcW w:type="dxa" w:w="1574"/>
+          </w:tcPr>
+          <w:p>
+            <w:r/>
+            <w:r>
+              <w:rPr>
+                <w:rFonts w:ascii="Times New Roman" w:hAnsi="Times New Roman"/>
+                <w:b/>
+                <w:sz w:val="17"/>
+              </w:rPr>
+              <w:t>0</w:t>
+            </w:r>
+          </w:p>
+        </w:tc>
+        <w:tc>
+          <w:tcPr>
+            <w:tcW w:type="dxa" w:w="1574"/>
+          </w:tcPr>
+          <w:p>
+            <w:r/>
+            <w:r>
+              <w:rPr>
+                <w:rFonts w:ascii="Times New Roman" w:hAnsi="Times New Roman"/>
+                <w:b/>
+                <w:sz w:val="17"/>
+              </w:rPr>
+              <w:t>—</w:t>
+            </w:r>
+          </w:p>
+        </w:tc>
+      </w:tr>
+      <w:tr>
+        <w:tc>
+          <w:tcPr>
+            <w:tcW w:type="dxa" w:w="1574"/>
+          </w:tcPr>
+          <w:p>
+            <w:r/>
+            <w:r>
+              <w:rPr>
+                <w:rFonts w:ascii="Times New Roman" w:hAnsi="Times New Roman"/>
+                <w:sz w:val="17"/>
+              </w:rPr>
+              <w:t>Thermal-reactive</w:t>
+            </w:r>
+          </w:p>
+        </w:tc>
+        <w:tc>
+          <w:tcPr>
+            <w:tcW w:type="dxa" w:w="1574"/>
+          </w:tcPr>
+          <w:p>
+            <w:r/>
+            <w:r>
+              <w:rPr>
+                <w:rFonts w:ascii="Times New Roman" w:hAnsi="Times New Roman"/>
+                <w:sz w:val="17"/>
+              </w:rPr>
+              <w:t>100.0</w:t>
+            </w:r>
+          </w:p>
+        </w:tc>
+        <w:tc>
+          <w:tcPr>
+            <w:tcW w:type="dxa" w:w="1574"/>
+          </w:tcPr>
+          <w:p>
+            <w:r/>
+            <w:r>
+              <w:rPr>
+                <w:rFonts w:ascii="Times New Roman" w:hAnsi="Times New Roman"/>
+                <w:sz w:val="17"/>
+              </w:rPr>
+              <w:t>5.45 ± 1.20</w:t>
+            </w:r>
+          </w:p>
+        </w:tc>
+        <w:tc>
+          <w:tcPr>
+            <w:tcW w:type="dxa" w:w="1574"/>
+          </w:tcPr>
+          <w:p>
+            <w:r/>
+            <w:r>
+              <w:rPr>
+                <w:rFonts w:ascii="Times New Roman" w:hAnsi="Times New Roman"/>
+                <w:sz w:val="17"/>
+              </w:rPr>
+              <w:t>1.41</w:t>
+            </w:r>
+          </w:p>
+        </w:tc>
+        <w:tc>
+          <w:tcPr>
+            <w:tcW w:type="dxa" w:w="1574"/>
+          </w:tcPr>
+          <w:p>
+            <w:r/>
+            <w:r>
+              <w:rPr>
+                <w:rFonts w:ascii="Times New Roman" w:hAnsi="Times New Roman"/>
+                <w:sz w:val="17"/>
+              </w:rPr>
+              <w:t>0</w:t>
+            </w:r>
+          </w:p>
+        </w:tc>
+        <w:tc>
+          <w:tcPr>
+            <w:tcW w:type="dxa" w:w="1574"/>
+          </w:tcPr>
+          <w:p>
+            <w:r/>
+            <w:r>
+              <w:rPr>
+                <w:rFonts w:ascii="Times New Roman" w:hAnsi="Times New Roman"/>
+                <w:sz w:val="17"/>
+              </w:rPr>
+              <w:t>***</w:t>
+            </w:r>
+          </w:p>
+        </w:tc>
+      </w:tr>
+      <w:tr>
+        <w:tc>
+          <w:tcPr>
+            <w:tcW w:type="dxa" w:w="1574"/>
+          </w:tcPr>
+          <w:p>
+            <w:r/>
+            <w:r>
+              <w:rPr>
+                <w:rFonts w:ascii="Times New Roman" w:hAnsi="Times New Roman"/>
+                <w:sz w:val="17"/>
+              </w:rPr>
+              <w:t>Fixed-gait</w:t>
+            </w:r>
+          </w:p>
+        </w:tc>
+        <w:tc>
+          <w:tcPr>
+            <w:tcW w:type="dxa" w:w="1574"/>
+          </w:tcPr>
+          <w:p>
+            <w:r/>
+            <w:r>
+              <w:rPr>
+                <w:rFonts w:ascii="Times New Roman" w:hAnsi="Times New Roman"/>
+                <w:sz w:val="17"/>
+              </w:rPr>
+              <w:t>100.0</w:t>
+            </w:r>
+          </w:p>
+        </w:tc>
+        <w:tc>
+          <w:tcPr>
+            <w:tcW w:type="dxa" w:w="1574"/>
+          </w:tcPr>
+          <w:p>
+            <w:r/>
+            <w:r>
+              <w:rPr>
+                <w:rFonts w:ascii="Times New Roman" w:hAnsi="Times New Roman"/>
+                <w:sz w:val="17"/>
+              </w:rPr>
+              <w:t>5.43 ± 1.20</w:t>
+            </w:r>
+          </w:p>
+        </w:tc>
+        <w:tc>
+          <w:tcPr>
+            <w:tcW w:type="dxa" w:w="1574"/>
+          </w:tcPr>
+          <w:p>
+            <w:r/>
+            <w:r>
+              <w:rPr>
+                <w:rFonts w:ascii="Times New Roman" w:hAnsi="Times New Roman"/>
+                <w:sz w:val="17"/>
+              </w:rPr>
+              <w:t>1.44</w:t>
+            </w:r>
+          </w:p>
+        </w:tc>
+        <w:tc>
+          <w:tcPr>
+            <w:tcW w:type="dxa" w:w="1574"/>
+          </w:tcPr>
+          <w:p>
+            <w:r/>
+            <w:r>
+              <w:rPr>
+                <w:rFonts w:ascii="Times New Roman" w:hAnsi="Times New Roman"/>
+                <w:sz w:val="17"/>
+              </w:rPr>
+              <w:t>5</w:t>
+            </w:r>
+          </w:p>
+        </w:tc>
+        <w:tc>
+          <w:tcPr>
+            <w:tcW w:type="dxa" w:w="1574"/>
+          </w:tcPr>
+          <w:p>
+            <w:r/>
+            <w:r>
+              <w:rPr>
+                <w:rFonts w:ascii="Times New Roman" w:hAnsi="Times New Roman"/>
+                <w:sz w:val="17"/>
+              </w:rPr>
+              <w:t>***</w:t>
+            </w:r>
+          </w:p>
+        </w:tc>
+      </w:tr>
+      <w:tr>
+        <w:tc>
+          <w:tcPr>
+            <w:tcW w:type="dxa" w:w="1574"/>
+          </w:tcPr>
+          <w:p>
+            <w:r/>
+            <w:r>
+              <w:rPr>
+                <w:rFonts w:ascii="Times New Roman" w:hAnsi="Times New Roman"/>
+                <w:sz w:val="17"/>
+              </w:rPr>
+              <w:t>Reactive</w:t>
+            </w:r>
+          </w:p>
+        </w:tc>
+        <w:tc>
+          <w:tcPr>
+            <w:tcW w:type="dxa" w:w="1574"/>
+          </w:tcPr>
+          <w:p>
+            <w:r/>
+            <w:r>
+              <w:rPr>
+                <w:rFonts w:ascii="Times New Roman" w:hAnsi="Times New Roman"/>
+                <w:sz w:val="17"/>
+              </w:rPr>
+              <w:t>96.7</w:t>
+            </w:r>
+          </w:p>
+        </w:tc>
+        <w:tc>
+          <w:tcPr>
+            <w:tcW w:type="dxa" w:w="1574"/>
+          </w:tcPr>
+          <w:p>
+            <w:r/>
+            <w:r>
+              <w:rPr>
+                <w:rFonts w:ascii="Times New Roman" w:hAnsi="Times New Roman"/>
+                <w:sz w:val="17"/>
+              </w:rPr>
+              <w:t>6.04 ± 1.81</w:t>
+            </w:r>
+          </w:p>
+        </w:tc>
+        <w:tc>
+          <w:tcPr>
+            <w:tcW w:type="dxa" w:w="1574"/>
+          </w:tcPr>
+          <w:p>
+            <w:r/>
+            <w:r>
+              <w:rPr>
+                <w:rFonts w:ascii="Times New Roman" w:hAnsi="Times New Roman"/>
+                <w:sz w:val="17"/>
+              </w:rPr>
+              <w:t>1.72</w:t>
+            </w:r>
+          </w:p>
+        </w:tc>
+        <w:tc>
+          <w:tcPr>
+            <w:tcW w:type="dxa" w:w="1574"/>
+          </w:tcPr>
+          <w:p>
+            <w:r/>
+            <w:r>
+              <w:rPr>
+                <w:rFonts w:ascii="Times New Roman" w:hAnsi="Times New Roman"/>
+                <w:sz w:val="17"/>
+              </w:rPr>
+              <w:t>18</w:t>
+            </w:r>
+          </w:p>
+        </w:tc>
+        <w:tc>
+          <w:tcPr>
+            <w:tcW w:type="dxa" w:w="1574"/>
+          </w:tcPr>
+          <w:p>
+            <w:r/>
+            <w:r>
+              <w:rPr>
+                <w:rFonts w:ascii="Times New Roman" w:hAnsi="Times New Roman"/>
+                <w:sz w:val="17"/>
+              </w:rPr>
+              <w:t>***</w:t>
+            </w:r>
+          </w:p>
+        </w:tc>
+      </w:tr>
+      <w:tr>
+        <w:tc>
+          <w:tcPr>
+            <w:tcW w:type="dxa" w:w="1574"/>
+          </w:tcPr>
+          <w:p>
+            <w:r/>
+            <w:r>
+              <w:rPr>
+                <w:rFonts w:ascii="Times New Roman" w:hAnsi="Times New Roman"/>
+                <w:sz w:val="17"/>
+              </w:rPr>
+              <w:t>DDTA-ACO (naive)</w:t>
+            </w:r>
+          </w:p>
+        </w:tc>
+        <w:tc>
+          <w:tcPr>
+            <w:tcW w:type="dxa" w:w="1574"/>
+          </w:tcPr>
+          <w:p>
+            <w:r/>
+            <w:r>
+              <w:rPr>
+                <w:rFonts w:ascii="Times New Roman" w:hAnsi="Times New Roman"/>
+                <w:sz w:val="17"/>
+              </w:rPr>
+              <w:t>85.8</w:t>
+            </w:r>
+          </w:p>
+        </w:tc>
+        <w:tc>
+          <w:tcPr>
+            <w:tcW w:type="dxa" w:w="1574"/>
+          </w:tcPr>
+          <w:p>
+            <w:r/>
+            <w:r>
+              <w:rPr>
+                <w:rFonts w:ascii="Times New Roman" w:hAnsi="Times New Roman"/>
+                <w:sz w:val="17"/>
+              </w:rPr>
+              <w:t>6.58 ± 1.66</w:t>
+            </w:r>
+          </w:p>
+        </w:tc>
+        <w:tc>
+          <w:tcPr>
+            <w:tcW w:type="dxa" w:w="1574"/>
+          </w:tcPr>
+          <w:p>
+            <w:r/>
+            <w:r>
+              <w:rPr>
+                <w:rFonts w:ascii="Times New Roman" w:hAnsi="Times New Roman"/>
+                <w:sz w:val="17"/>
+              </w:rPr>
+              <w:t>5.32</w:t>
+            </w:r>
+          </w:p>
+        </w:tc>
+        <w:tc>
+          <w:tcPr>
+            <w:tcW w:type="dxa" w:w="1574"/>
+          </w:tcPr>
+          <w:p>
+            <w:r/>
+            <w:r>
+              <w:rPr>
+                <w:rFonts w:ascii="Times New Roman" w:hAnsi="Times New Roman"/>
+                <w:sz w:val="17"/>
+              </w:rPr>
+              <w:t>100</w:t>
+            </w:r>
+          </w:p>
+        </w:tc>
+        <w:tc>
+          <w:tcPr>
+            <w:tcW w:type="dxa" w:w="1574"/>
+          </w:tcPr>
+          <w:p>
+            <w:r/>
+            <w:r>
+              <w:rPr>
+                <w:rFonts w:ascii="Times New Roman" w:hAnsi="Times New Roman"/>
+                <w:sz w:val="17"/>
+              </w:rPr>
+              <w:t>***</w:t>
+            </w:r>
+          </w:p>
+        </w:tc>
+      </w:tr>
+    </w:tbl>
+    <w:p>
+      <w:pPr>
+        <w:pStyle w:val="Paragraph"/>
         <w:spacing w:before="200" w:after="80"/>
         <w:jc w:val="left"/>
       </w:pPr>
@@ -6904,7 +7567,7 @@
           <w:i w:val="0"/>
           <w:sz w:val="22"/>
         </w:rPr>
-        <w:t>Limitations. The action space is a fixed discrete set of gaits, speed bands, and postures; continuous whole-body control and multi-robot coordination are out of scope here. The thermal model is a transparent lumped-parameter abstraction rather than a detailed thermal simulator, chosen so that the contribution is the coupling and anticipation of thermal cost, not thermal modeling per se. While street geometry is drawn from real OpenStreetMap data for Muscat and Salalah, the crowd model is a synthetic hand-authored density field—not fitted to any pedestrian dataset, Omani or otherwise, since none is openly available—and terrain slope is synthesized without a matched elevation model. Fitting the crowd and terrain models to measured data is important future work.</w:t>
+        <w:t>Limitations. The action space is a fixed discrete set of gaits, speed bands, and postures; continuous whole-body control and multi-robot coordination are out of scope here. The thermal model is a transparent lumped-parameter abstraction rather than a detailed thermal simulator, chosen so that the contribution is the coupling and anticipation of thermal cost, not thermal modeling per se. While street geometry is drawn from real OpenStreetMap data for Muscat and Salalah, the crowd model is a synthetic hand-authored density field—not fitted to any pedestrian dataset, Omani or otherwise, since none is openly available—and terrain slope is synthesized without a matched elevation model. Fitting the crowd and terrain models to measured data is important future work. Crowd motion can be driven either by a synthetic density field or by a social-force pedestrian simulation, and our thermal result holds under both; however, neither is fitted to measured Omani pedestrian trajectories, which are not publicly available, so the crowd realism is mechanistic rather than data-calibrated.</w:t>
       </w:r>
     </w:p>
     <w:p>
@@ -7360,7 +8023,7 @@
         </w:rPr>
         <w:t>[10]</w:t>
         <w:tab/>
-        <w:t>Seok S, Wang A, Chuah MY, Hyun DJ, Lee J, Otten DM, Lang JH, Kim S. Proprioceptive actuator design in the MIT Cheetah: Impact mitigation and high-bandwidth physical interaction for dynamic legged robots. IEEE Trans Robot. 2017;33(3):509–522. https://doi.org/10.1109/tro.2016.2640183</w:t>
+        <w:t>Wensing PM, Wang A, Seok S, Otten D, Lang J, Kim S. Proprioceptive actuator design in the MIT Cheetah: Impact mitigation and high-bandwidth physical interaction for dynamic legged robots. IEEE Trans Robot. 2017;33(3):509–522.</w:t>
       </w:r>
       <w:r>
         <w:rPr>
@@ -7679,7 +8342,7 @@
         </w:rPr>
         <w:t>[21]</w:t>
         <w:tab/>
-        <w:t>Al-Wreikat Y, Serrano C, Sodré JR. Effect of ambient temperature on electric vehicles' energy consumption and range (WEVJ). World Electr Veh J. 2019;10(1):2. https://doi.org/10.3390/wevj10010002</w:t>
+        <w:t>Iora P, Tribioli L. Effect of ambient temperature on electric vehicles’ energy consumption and range: model definition and sensitivity analysis based on Nissan Leaf data. World Electr Veh J. 2019;10(1):2.</w:t>
       </w:r>
       <w:r>
         <w:rPr>
@@ -7708,7 +8371,7 @@
         </w:rPr>
         <w:t>[22]</w:t>
         <w:tab/>
-        <w:t>Al-Kalbani MS, et al. Historical climate dynamics and regional variability in Oman. In: Environmental Sustainability in the Sultanate of Oman. Springer; 2026. p. 45–68. https://doi.org/10.1007/978-3-032-02481-7_3</w:t>
+        <w:t>Tiwari RK, Arora N, Singh S, Sood V. Historical climate dynamics and regional variability in the Arabian Peninsula: trends in temperature and precipitation patterns. In: Climate Change in the Arabian Peninsula. Springer; 2026. p. 45–68.</w:t>
       </w:r>
       <w:r>
         <w:rPr>
